--- a/探测项目SOP.docx
+++ b/探测项目SOP.docx
@@ -191,7 +191,7 @@
                 <w:b w:val="0"/>
                 <w:sz w:val="24"/>
               </w:rPr>
-              <w:t>TencentOS Server 4.4（Linux 6.6.x，x86_64；兼容 CentOS 8 / Ubuntu 22.04 以上）</w:t>
+              <w:t>Linux x86_64（已验证 Linux 6.6；兼容 CentOS 8 / Ubuntu 22.04 以上）</w:t>
             </w:r>
           </w:p>
         </w:tc>
@@ -238,7 +238,7 @@
                 <w:b w:val="0"/>
                 <w:sz w:val="24"/>
               </w:rPr>
-              <w:t>16 GB（最低 8 GB；在线推理+APD 并发建议 ≥ 16 GB）</w:t>
+              <w:t>≥ 16 GB（最低 8 GB；在线推理+APD 并发建议 ≥ 16 GB）</w:t>
             </w:r>
           </w:p>
         </w:tc>
@@ -296,7 +296,7 @@
                 <w:b w:val="0"/>
                 <w:sz w:val="24"/>
               </w:rPr>
-              <w:t>100 GB（当前已用约 60 GB；数据/模型/日志预留 40 GB）</w:t>
+              <w:t>≥ 100 GB（数据/模型/日志预留 ≥ 40 GB）</w:t>
             </w:r>
           </w:p>
         </w:tc>
@@ -352,7 +352,7 @@
                 <w:b w:val="0"/>
                 <w:sz w:val="24"/>
               </w:rPr>
-              <w:t>0 GB（当前 CPU 单机运行；若做大批量训练，建议 ≥ 8 GB，如 RTX 3080/4090）</w:t>
+              <w:t>0 GB 可运行（纯 CPU 可完成全流程推理；若做大批量训练，建议 ≥ 8 GB，如 RTX 3080/4090）</w:t>
             </w:r>
           </w:p>
         </w:tc>
@@ -408,7 +408,7 @@
                 <w:b w:val="0"/>
                 <w:sz w:val="24"/>
               </w:rPr>
-              <w:t>8 核（最低 4 核；在线推理 APD 多并发建议 ≥ 8 核）</w:t>
+              <w:t>≥ 8 核（最低 4 核；在线推理 APD 多并发建议 ≥ 8 核）</w:t>
             </w:r>
           </w:p>
         </w:tc>
@@ -491,7 +491,27 @@
                 <w:b w:val="0"/>
                 <w:sz w:val="22"/>
               </w:rPr>
-              <w:t>本地路径：/root/6FRP（远端仓库未设置，建议后续推送到团队 Git；对应论文已在 paper/6FRP.docx、space_count/6FRP_infocom2027.tex）</w:t>
+              <w:t>Git 仓库：git@github.com:guyuchen0120/6FRP-AR.git（本仓库即为 6FRP 项目源码）</w:t>
+            </w:r>
+          </w:p>
+          <w:p>
+            <w:r>
+              <w:rPr>
+                <w:rFonts w:ascii="仿宋" w:hAnsi="仿宋" w:eastAsia="仿宋"/>
+                <w:b w:val="0"/>
+                <w:sz w:val="22"/>
+              </w:rPr>
+              <w:t>论文配套文件：paper/6FRP.docx、space_count/6FRP_infocom2027.tex（均位于本仓库根目录下）</w:t>
+            </w:r>
+          </w:p>
+          <w:p>
+            <w:r>
+              <w:rPr>
+                <w:rFonts w:ascii="仿宋" w:hAnsi="仿宋" w:eastAsia="仿宋"/>
+                <w:b w:val="0"/>
+                <w:sz w:val="22"/>
+              </w:rPr>
+              <w:t>克隆命令：git clone git@github.com:guyuchen0120/6FRP-AR.git 6FRP</w:t>
             </w:r>
           </w:p>
         </w:tc>
@@ -598,7 +618,7 @@
                 <w:b w:val="0"/>
                 <w:sz w:val="22"/>
               </w:rPr>
-              <w:t>main（本地分支；暂未提交到远程）</w:t>
+              <w:t>main（主分支）</w:t>
             </w:r>
           </w:p>
         </w:tc>
@@ -1144,7 +1164,7 @@
                 <w:b w:val="0"/>
                 <w:sz w:val="22"/>
               </w:rPr>
-              <w:t>启停脚本：</w:t>
+              <w:t>启停脚本（均在仓库根目录执行）：</w:t>
             </w:r>
           </w:p>
           <w:p>
@@ -1298,7 +1318,7 @@
                 <w:b w:val="0"/>
                 <w:sz w:val="22"/>
               </w:rPr>
-              <w:t>未提供 Dockerfile / docker-compose.yml（当前为裸机 Python 环境运行；如需容器化，建议基于 python:3.11-slim 镜像，apt 安装 iputils-ping、libpcap，pip 安装 torch==2.12.0、numpy、requests，再 COPY /root/6FRP 代码，并以 --cap-add=NET_RAW 运行以支持 ICMPv6）</w:t>
+              <w:t>未提供 Dockerfile / docker-compose.yml（当前为裸机 Python 环境运行；如需容器化，建议基于 python:3.11-slim 镜像，apt 安装 iputils-ping、libpcap，pip 安装 torch==2.12.0、numpy、requests，再 COPY 本仓库全部文件到镜像内 /app/6FRP，并以 --cap-add=NET_RAW 运行以支持 ICMPv6）</w:t>
             </w:r>
           </w:p>
         </w:tc>
@@ -1677,7 +1697,7 @@
                 <w:b w:val="0"/>
                 <w:sz w:val="24"/>
               </w:rPr>
-              <w:t>（待填写：当前负责人姓名）</w:t>
+              <w:t>谷雨宸</w:t>
             </w:r>
           </w:p>
         </w:tc>
@@ -1720,7 +1740,7 @@
                 <w:b w:val="0"/>
                 <w:sz w:val="24"/>
               </w:rPr>
-              <w:t>（待填写：学号 / 工号）</w:t>
+              <w:t>2026312506</w:t>
             </w:r>
           </w:p>
         </w:tc>
@@ -1763,7 +1783,7 @@
                 <w:b w:val="0"/>
                 <w:sz w:val="24"/>
               </w:rPr>
-              <w:t>（待填写：联系电话）</w:t>
+              <w:t>18910566797</w:t>
             </w:r>
           </w:p>
         </w:tc>
@@ -1806,7 +1826,7 @@
                 <w:b w:val="0"/>
                 <w:sz w:val="24"/>
               </w:rPr>
-              <w:t>（待填写：邮箱）</w:t>
+              <w:t>guyc26@mails.tsinghua.edu.cn</w:t>
             </w:r>
           </w:p>
         </w:tc>
@@ -1849,7 +1869,7 @@
                 <w:b w:val="0"/>
                 <w:sz w:val="24"/>
               </w:rPr>
-              <w:t>（待填写：学校 / 实验室 / 部门）</w:t>
+              <w:t>清华大学</w:t>
             </w:r>
           </w:p>
         </w:tc>
@@ -1924,7 +1944,7 @@
           <w:sz w:val="24"/>
           <w:szCs w:val="24"/>
         </w:rPr>
-        <w:t>步骤 1：准备运行环境。安装 Python 3.11（TencentOS 4 自带 /usr/bin/python3.11，若未安装则：dnf install python3.11 python3.11-pip -y）；确认 pip3 可用：pip3 --version。</w:t>
+        <w:t>步骤 1：准备运行环境。安装 Python 3.11（推荐 3.11.6；dnf/apt 包管理器安装：dnf install python3.11 python3.11-pip -y 或 apt install python3.11 python3-pip -y）；确认 pip3 可用：pip3 --version。</w:t>
       </w:r>
     </w:p>
     <w:p>
@@ -1951,7 +1971,7 @@
           <w:sz w:val="24"/>
           <w:szCs w:val="24"/>
         </w:rPr>
-        <w:t>步骤 2：克隆/拷贝源码。将 /root/6FRP 整个目录拷贝到目标机器（约 1.2 GB，含 data/、data_fixed/、checkpoints/、paper/、space_count/ 等）；或后续从 Git 仓库 git clone 下来后，再把大文件 best_model.pt、meta.json、seeds.txt 等按说明从数据服务器 scp 过来。</w:t>
+        <w:t>步骤 2：克隆源码。git clone git@github.com:guyuchen0120/6FRP-AR.git 6FRP &amp;&amp; cd 6FRP。注意：data/、data_fixed/、checkpoints/、paper/、space_count/ 等大文件目录（含 best_model.pt、meta.json、seeds.txt 等）若不在仓库中，需按说明从数据服务器单独 scp 拷贝；之后所有命令均在仓库根目录（./）下相对执行。</w:t>
       </w:r>
     </w:p>
     <w:p>
@@ -1978,7 +1998,7 @@
           <w:sz w:val="24"/>
           <w:szCs w:val="24"/>
         </w:rPr>
-        <w:t>步骤 3：安装 Python 依赖。执行：pip3 install --upgrade pip &amp;&amp; pip3 install torch==2.12.0 numpy requests 。若需 GPU 加速训练，另装与 CUDA 匹配的 torch 版本；本项目纯 CPU 可运行推理，无需 mamba-ssm / causal-conv1d 等 CUDA 扩展。</w:t>
+        <w:t>步骤 3：安装 Python 依赖。在仓库根目录执行：pip3 install --upgrade pip &amp;&amp; pip3 install torch==2.12.0 numpy requests。若需 GPU 加速训练，另装与 CUDA 匹配的 torch 版本；本项目纯 CPU 可运行推理，无需 mamba-ssm / causal-conv1d 等 CUDA 扩展。</w:t>
       </w:r>
     </w:p>
     <w:p>
@@ -2005,7 +2025,7 @@
           <w:sz w:val="24"/>
           <w:szCs w:val="24"/>
         </w:rPr>
-        <w:t>步骤 4：验证模型/数据可加载。执行：cd /root/6FRP &amp;&amp; python3 -c "import torch; ckpt=torch.load('checkpoints/dual_scan/best_model.pt', map_location='cpu'); print(list(ckpt.keys()), ckpt['config'])"；再执行 python3 debug_train.py 做一次 1-batch 前向验证，确认模型/数据正常。</w:t>
+        <w:t>步骤 4：验证模型/数据可加载。在仓库根目录执行：python3 -c "import torch; ckpt=torch.load('checkpoints/dual_scan/best_model.pt', map_location='cpu'); print(list(ckpt.keys()), ckpt['config'])"；再执行 python3 debug_train.py 做一次 1-batch 前向验证，确认模型/数据正常。</w:t>
       </w:r>
     </w:p>
     <w:p>
@@ -2129,7 +2149,7 @@
           <w:sz w:val="24"/>
           <w:szCs w:val="24"/>
         </w:rPr>
-        <w:t>步骤 1（可选，仅需重建数据集时执行）：数据预处理。cd /root/6FRP &amp;&amp; python3 -m data_prep.prepare --bgp-table data/ipasn_20260429.dat --as-meta data/as_org_category.csv --seeds data/seeds.txt --out-dir data_fixed；生成 seeds_prepared.txt、meta.json、as_seed_db.json、vocabs.json、stats.json、filtered_seeds.txt。当前 data_fixed/ 已就绪，日常无需重跑。</w:t>
+        <w:t>步骤 1（可选，仅需重建数据集时执行）：数据预处理。在仓库根目录执行：python3 -m data_prep.prepare --bgp-table data/ipasn_20260429.dat --as-meta data/as_org_category.csv --seeds data/seeds.txt --out-dir data_fixed；生成 seeds_prepared.txt、meta.json、as_seed_db.json、vocabs.json、stats.json、filtered_seeds.txt。当前 data_fixed/ 已就绪，日常无需重跑。</w:t>
       </w:r>
     </w:p>
     <w:p>
@@ -2156,7 +2176,7 @@
           <w:sz w:val="24"/>
           <w:szCs w:val="24"/>
         </w:rPr>
-        <w:t>步骤 2（可选，仅需重新训练时执行）：模型训练。python3 train_dual_scan.py --data-dir data_fixed --output-dir checkpoints/dual_scan --epochs 30 --batch-size 64 --lr 3e-4 --num-workers 4；每轮打印 Train/Val Loss &amp; bit_acc，三阶段 coarse/medium/fine 掩码统计。默认每 5 epoch 保存一次 checkpoint，val-loss 最优者写入 best_model.pt。</w:t>
+        <w:t>步骤 2（可选，仅需重新训练时执行）：模型训练。在仓库根目录执行：python3 train_dual_scan.py --data-dir data_fixed --output-dir checkpoints/dual_scan --epochs 30 --batch-size 64 --lr 3e-4 --num-workers 4；每轮打印 Train/Val Loss &amp; bit_acc，三阶段 coarse/medium/fine 掩码统计。默认每 5 epoch 保存一次 checkpoint，val-loss 最优者写入 best_model.pt。</w:t>
       </w:r>
     </w:p>
     <w:p>
@@ -2183,7 +2203,7 @@
           <w:sz w:val="24"/>
           <w:szCs w:val="24"/>
         </w:rPr>
-        <w:t>步骤 3（主流程）：在线推理 + 主动探测。以 root 身份运行：sudo python3 online_infer_dual_scan.py --checkpoint checkpoints/dual_scan/best_model.pt --data-dir data_fixed --output-dir results/online_run1 --candidates-per-round 500 --temperature 0.8 --apd-concurrency 8 --apd-workers 4 --max-total-probes 6500000 --bootstrap-known-from-seeds。流程为：生成候选前缀 → 用 filtered_seeds 做子前缀过滤 → APD ICMPv6 探测（默认 16 个子前缀，success_rate≥0.875 判 FRP）→ 结果反馈到模型做在线微调 → 进入下一轮；达到 --max-total-probes 或触发 snapshot 硬停时结束。</w:t>
+        <w:t>步骤 3（主流程）：在线推理 + 主动探测。在仓库根目录以 root 身份运行：sudo python3 online_infer_dual_scan.py --checkpoint checkpoints/dual_scan/best_model.pt --data-dir data_fixed --output-dir results/online_run1 --candidates-per-round 500 --temperature 0.8 --apd-concurrency 8 --apd-workers 4 --max-total-probes 6500000 --bootstrap-known-from-seeds。流程为：生成候选前缀 → 用 filtered_seeds 做子前缀过滤 → APD ICMPv6 探测（默认 16 个子前缀，success_rate≥0.875 判 FRP）→ 结果反馈到模型做在线微调 → 进入下一轮；达到 --max-total-probes 或触发 snapshot 硬停时结束。</w:t>
       </w:r>
     </w:p>
     <w:p>
@@ -2237,7 +2257,7 @@
           <w:sz w:val="24"/>
           <w:szCs w:val="24"/>
         </w:rPr>
-        <w:t>步骤 5（独立场景）：仅做 APD 探测而不生成候选。python3 standalone_apd.py --input prefixes.txt --output apd_result.json --probe-count 16 --timeout 2.0 --concurrency 8；可对任意外部前缀列表（例如 BGP 全表、Gungnir 的候选集）运行 FRP 判定，并通过树对齐（Tree Alignment，--ta）细化到子前缀。日常运维可配合 cron 定期跑在线推理，每日/周落盘一次快照。</w:t>
+        <w:t>步骤 5（独立场景）：仅做 APD 探测而不生成候选。在仓库根目录执行：python3 standalone_apd.py --input prefixes.txt --output apd_result.json --probe-count 16 --timeout 2.0 --concurrency 8；可对任意外部前缀列表（例如 BGP 全表、Gungnir 的候选集）运行 FRP 判定，并通过树对齐（Tree Alignment，--ta）细化到子前缀。日常运维可配合 cron 定期跑在线推理，每日/周落盘一次快照。</w:t>
       </w:r>
     </w:p>
     <w:p>
@@ -2361,17 +2381,7 @@
                 <w:b w:val="0"/>
                 <w:sz w:val="22"/>
               </w:rPr>
-              <w:t>主机名：VM-42-229-tencentos</w:t>
-            </w:r>
-          </w:p>
-          <w:p>
-            <w:r>
-              <w:rPr>
-                <w:rFonts w:ascii="仿宋" w:hAnsi="仿宋" w:eastAsia="仿宋"/>
-                <w:b w:val="0"/>
-                <w:sz w:val="22"/>
-              </w:rPr>
-              <w:t>IP 地址：21.214.42.229（内网 172.17.0.1）；需额外一个 IPv6 全球单播地址用于 APD 发包</w:t>
+              <w:t>IP 地址：101.6.20.79（实验运行主机，所有训练与在线推理均在此机器完成；需具备可用的 IPv6 全球单播地址用于 APD 发包）</w:t>
             </w:r>
           </w:p>
           <w:p>
@@ -2401,27 +2411,27 @@
                 <w:b w:val="0"/>
                 <w:sz w:val="22"/>
               </w:rPr>
-              <w:t>操作系统：TencentOS Server 4.4</w:t>
-            </w:r>
-          </w:p>
-          <w:p>
-            <w:r>
-              <w:rPr>
-                <w:rFonts w:ascii="仿宋" w:hAnsi="仿宋" w:eastAsia="仿宋"/>
-                <w:b w:val="0"/>
-                <w:sz w:val="22"/>
-              </w:rPr>
-              <w:t>项目路径：/root/6FRP</w:t>
-            </w:r>
-          </w:p>
-          <w:p>
-            <w:r>
-              <w:rPr>
-                <w:rFonts w:ascii="仿宋" w:hAnsi="仿宋" w:eastAsia="仿宋"/>
-                <w:b w:val="0"/>
-                <w:sz w:val="22"/>
-              </w:rPr>
-              <w:t>公钥：（请在交接时追加当前负责人 ~/.ssh/id_ed25519.pub 内容）</w:t>
+              <w:t>操作系统：Linux x86_64</w:t>
+            </w:r>
+          </w:p>
+          <w:p>
+            <w:r>
+              <w:rPr>
+                <w:rFonts w:ascii="仿宋" w:hAnsi="仿宋" w:eastAsia="仿宋"/>
+                <w:b w:val="0"/>
+                <w:sz w:val="22"/>
+              </w:rPr>
+              <w:t>项目路径：仓库根目录下的 6FRP/（由 git clone git@github.com:guyuchen0120/6FRP-AR.git 得到）</w:t>
+            </w:r>
+          </w:p>
+          <w:p>
+            <w:r>
+              <w:rPr>
+                <w:rFonts w:ascii="仿宋" w:hAnsi="仿宋" w:eastAsia="仿宋"/>
+                <w:b w:val="0"/>
+                <w:sz w:val="22"/>
+              </w:rPr>
+              <w:t>公钥：请在交接时追加当前负责人 ~/.ssh/id_ed25519.pub 到服务器 ~/.ssh/authorized_keys</w:t>
             </w:r>
           </w:p>
         </w:tc>
@@ -2471,7 +2481,7 @@
                 <w:b w:val="0"/>
                 <w:sz w:val="22"/>
               </w:rPr>
-              <w:t>专人负责的 SSH 公钥（追加到 ~/.ssh/authorized_keys 后即可免密登录）：</w:t>
+              <w:t>专人负责的 SSH 公钥（追加到 ~/.ssh/authorized_keys 后即可免密登录 101.6.20.79）：</w:t>
             </w:r>
           </w:p>
           <w:p>
@@ -2511,7 +2521,7 @@
                 <w:b w:val="0"/>
                 <w:sz w:val="22"/>
               </w:rPr>
-              <w:t xml:space="preserve">  1) 原有公钥（ssh-rsa-20240508235923）保留，用于回滚；</w:t>
+              <w:t xml:space="preserve">  1) 原有公钥保留，用于回滚；</w:t>
             </w:r>
           </w:p>
           <w:p>
@@ -2531,7 +2541,7 @@
                 <w:b w:val="0"/>
                 <w:sz w:val="22"/>
               </w:rPr>
-              <w:t xml:space="preserve">  3) 远程服务器 /root/.ssh/ 权限需保持 700，authorized_keys 为 600。</w:t>
+              <w:t xml:space="preserve">  3) 服务器 ~/.ssh/ 权限需保持 700，authorized_keys 为 600。</w:t>
             </w:r>
           </w:p>
         </w:tc>
